--- a/server_grok_vapi_integration.docx
+++ b/server_grok_vapi_integration.docx
@@ -97,6 +97,18 @@
         </w:rPr>
         <w:t xml:space="preserve"> </w:t>
       </w:r>
+    </w:p>
+    <w:p>
+      <w:pPr>
+        <w:spacing w:after="0" w:line="240" w:lineRule="auto"/>
+        <w:ind w:left="360"/>
+        <w:rPr>
+          <w:rFonts w:ascii="Times New Roman" w:eastAsia="Times New Roman" w:hAnsi="Times New Roman" w:cs="Times New Roman"/>
+          <w:sz w:val="24"/>
+          <w:szCs w:val="24"/>
+          <w:lang w:eastAsia="en-IN"/>
+        </w:rPr>
+      </w:pPr>
     </w:p>
     <w:p>
       <w:pPr>
@@ -339,9 +351,19 @@
           <w:lang w:eastAsia="en-IN"/>
         </w:rPr>
       </w:pPr>
-    </w:p>
-    <w:p>
-      <w:pPr>
+      <w:r>
+        <w:rPr>
+          <w:rFonts w:ascii="Times New Roman" w:eastAsia="Times New Roman" w:hAnsi="Times New Roman" w:cs="Times New Roman"/>
+          <w:sz w:val="24"/>
+          <w:szCs w:val="24"/>
+          <w:lang w:eastAsia="en-IN"/>
+        </w:rPr>
+        <w:t>https://corporal-avenue-directly.ngrok-free.dev</w:t>
+      </w:r>
+    </w:p>
+    <w:p>
+      <w:pPr>
+        <w:spacing w:after="0" w:line="240" w:lineRule="auto"/>
         <w:ind w:left="360"/>
         <w:rPr>
           <w:rFonts w:ascii="Times New Roman" w:eastAsia="Times New Roman" w:hAnsi="Times New Roman" w:cs="Times New Roman"/>
@@ -350,6 +372,43 @@
           <w:lang w:eastAsia="en-IN"/>
         </w:rPr>
       </w:pPr>
+      <w:hyperlink r:id="rId7" w:history="1">
+        <w:r>
+          <w:rPr>
+            <w:rStyle w:val="Hyperlink"/>
+            <w:rFonts w:ascii="Times New Roman" w:eastAsia="Times New Roman" w:hAnsi="Times New Roman" w:cs="Times New Roman"/>
+            <w:sz w:val="24"/>
+            <w:szCs w:val="24"/>
+            <w:lang w:eastAsia="en-IN"/>
+          </w:rPr>
+          <w:t>https://vapi.ai/</w:t>
+        </w:r>
+      </w:hyperlink>
+      <w:bookmarkStart w:id="0" w:name="_GoBack"/>
+      <w:bookmarkEnd w:id="0"/>
+    </w:p>
+    <w:p>
+      <w:pPr>
+        <w:spacing w:after="0" w:line="240" w:lineRule="auto"/>
+        <w:ind w:left="360"/>
+        <w:rPr>
+          <w:rFonts w:ascii="Times New Roman" w:eastAsia="Times New Roman" w:hAnsi="Times New Roman" w:cs="Times New Roman"/>
+          <w:sz w:val="24"/>
+          <w:szCs w:val="24"/>
+          <w:lang w:eastAsia="en-IN"/>
+        </w:rPr>
+      </w:pPr>
+    </w:p>
+    <w:p>
+      <w:pPr>
+        <w:ind w:left="360"/>
+        <w:rPr>
+          <w:rFonts w:ascii="Times New Roman" w:eastAsia="Times New Roman" w:hAnsi="Times New Roman" w:cs="Times New Roman"/>
+          <w:sz w:val="24"/>
+          <w:szCs w:val="24"/>
+          <w:lang w:eastAsia="en-IN"/>
+        </w:rPr>
+      </w:pPr>
       <w:r>
         <w:rPr>
           <w:rFonts w:ascii="Times New Roman" w:eastAsia="Times New Roman" w:hAnsi="Times New Roman" w:cs="Times New Roman"/>
@@ -372,51 +431,16 @@
     </w:p>
     <w:p>
       <w:r>
+        <w:rPr>
+          <w:noProof/>
+          <w:lang w:eastAsia="en-IN"/>
+        </w:rPr>
+        <w:lastRenderedPageBreak/>
         <w:drawing>
           <wp:inline distT="0" distB="0" distL="0" distR="0" wp14:anchorId="346484E1" wp14:editId="6FF02A04">
             <wp:extent cx="5578323" cy="5456393"/>
             <wp:effectExtent l="0" t="0" r="3810" b="0"/>
             <wp:docPr id="1" name="Picture 1"/>
-            <wp:cNvGraphicFramePr>
-              <a:graphicFrameLocks xmlns:a="http://schemas.openxmlformats.org/drawingml/2006/main" noChangeAspect="1"/>
-            </wp:cNvGraphicFramePr>
-            <a:graphic xmlns:a="http://schemas.openxmlformats.org/drawingml/2006/main">
-              <a:graphicData uri="http://schemas.openxmlformats.org/drawingml/2006/picture">
-                <pic:pic xmlns:pic="http://schemas.openxmlformats.org/drawingml/2006/picture">
-                  <pic:nvPicPr>
-                    <pic:cNvPr id="1" name=""/>
-                    <pic:cNvPicPr/>
-                  </pic:nvPicPr>
-                  <pic:blipFill>
-                    <a:blip r:embed="rId7"/>
-                    <a:stretch>
-                      <a:fillRect/>
-                    </a:stretch>
-                  </pic:blipFill>
-                  <pic:spPr>
-                    <a:xfrm>
-                      <a:off x="0" y="0"/>
-                      <a:ext cx="5578323" cy="5456393"/>
-                    </a:xfrm>
-                    <a:prstGeom prst="rect">
-                      <a:avLst/>
-                    </a:prstGeom>
-                  </pic:spPr>
-                </pic:pic>
-              </a:graphicData>
-            </a:graphic>
-          </wp:inline>
-        </w:drawing>
-      </w:r>
-    </w:p>
-    <w:p>
-      <w:r>
-        <w:lastRenderedPageBreak/>
-        <w:drawing>
-          <wp:inline distT="0" distB="0" distL="0" distR="0" wp14:anchorId="25AF27F1" wp14:editId="25AE160B">
-            <wp:extent cx="5731510" cy="3888740"/>
-            <wp:effectExtent l="0" t="0" r="2540" b="0"/>
-            <wp:docPr id="2" name="Picture 2"/>
             <wp:cNvGraphicFramePr>
               <a:graphicFrameLocks xmlns:a="http://schemas.openxmlformats.org/drawingml/2006/main" noChangeAspect="1"/>
             </wp:cNvGraphicFramePr>
@@ -436,6 +460,50 @@
                   <pic:spPr>
                     <a:xfrm>
                       <a:off x="0" y="0"/>
+                      <a:ext cx="5578323" cy="5456393"/>
+                    </a:xfrm>
+                    <a:prstGeom prst="rect">
+                      <a:avLst/>
+                    </a:prstGeom>
+                  </pic:spPr>
+                </pic:pic>
+              </a:graphicData>
+            </a:graphic>
+          </wp:inline>
+        </w:drawing>
+      </w:r>
+    </w:p>
+    <w:p>
+      <w:r>
+        <w:rPr>
+          <w:noProof/>
+          <w:lang w:eastAsia="en-IN"/>
+        </w:rPr>
+        <w:lastRenderedPageBreak/>
+        <w:drawing>
+          <wp:inline distT="0" distB="0" distL="0" distR="0" wp14:anchorId="25AF27F1" wp14:editId="25AE160B">
+            <wp:extent cx="5731510" cy="3888740"/>
+            <wp:effectExtent l="0" t="0" r="2540" b="0"/>
+            <wp:docPr id="2" name="Picture 2"/>
+            <wp:cNvGraphicFramePr>
+              <a:graphicFrameLocks xmlns:a="http://schemas.openxmlformats.org/drawingml/2006/main" noChangeAspect="1"/>
+            </wp:cNvGraphicFramePr>
+            <a:graphic xmlns:a="http://schemas.openxmlformats.org/drawingml/2006/main">
+              <a:graphicData uri="http://schemas.openxmlformats.org/drawingml/2006/picture">
+                <pic:pic xmlns:pic="http://schemas.openxmlformats.org/drawingml/2006/picture">
+                  <pic:nvPicPr>
+                    <pic:cNvPr id="1" name=""/>
+                    <pic:cNvPicPr/>
+                  </pic:nvPicPr>
+                  <pic:blipFill>
+                    <a:blip r:embed="rId9"/>
+                    <a:stretch>
+                      <a:fillRect/>
+                    </a:stretch>
+                  </pic:blipFill>
+                  <pic:spPr>
+                    <a:xfrm>
+                      <a:off x="0" y="0"/>
                       <a:ext cx="5731510" cy="3888740"/>
                     </a:xfrm>
                     <a:prstGeom prst="rect">
@@ -463,10 +531,7 @@
         <w:t xml:space="preserve"> and then talk</w:t>
       </w:r>
     </w:p>
-    <w:p>
-      <w:bookmarkStart w:id="0" w:name="_GoBack"/>
-      <w:bookmarkEnd w:id="0"/>
-    </w:p>
+    <w:p/>
     <w:sectPr>
       <w:pgSz w:w="11906" w:h="16838"/>
       <w:pgMar w:top="1440" w:right="1440" w:bottom="1440" w:left="1440" w:header="708" w:footer="708" w:gutter="0"/>

--- a/server_grok_vapi_integration.docx
+++ b/server_grok_vapi_integration.docx
@@ -205,6 +205,243 @@
         </w:rPr>
         <w:t xml:space="preserve"> </w:t>
       </w:r>
+    </w:p>
+    <w:p>
+      <w:pPr>
+        <w:spacing w:after="0" w:line="240" w:lineRule="auto"/>
+        <w:ind w:left="360"/>
+        <w:rPr>
+          <w:rFonts w:ascii="Times New Roman" w:eastAsia="Times New Roman" w:hAnsi="Times New Roman" w:cs="Times New Roman"/>
+          <w:sz w:val="24"/>
+          <w:szCs w:val="24"/>
+          <w:lang w:eastAsia="en-IN"/>
+        </w:rPr>
+      </w:pPr>
+      <w:proofErr w:type="gramStart"/>
+      <w:r>
+        <w:rPr>
+          <w:rFonts w:ascii="Times New Roman" w:eastAsia="Times New Roman" w:hAnsi="Times New Roman" w:cs="Times New Roman"/>
+          <w:sz w:val="24"/>
+          <w:szCs w:val="24"/>
+          <w:lang w:eastAsia="en-IN"/>
+        </w:rPr>
+        <w:t>or</w:t>
+      </w:r>
+      <w:proofErr w:type="gramEnd"/>
+    </w:p>
+    <w:p>
+      <w:pPr>
+        <w:spacing w:after="0" w:line="240" w:lineRule="auto"/>
+        <w:ind w:left="360"/>
+        <w:rPr>
+          <w:rFonts w:ascii="Times New Roman" w:eastAsia="Times New Roman" w:hAnsi="Times New Roman" w:cs="Times New Roman"/>
+          <w:sz w:val="24"/>
+          <w:szCs w:val="24"/>
+          <w:lang w:eastAsia="en-IN"/>
+        </w:rPr>
+      </w:pPr>
+      <w:proofErr w:type="spellStart"/>
+      <w:proofErr w:type="gramStart"/>
+      <w:r>
+        <w:rPr>
+          <w:rFonts w:ascii="Times New Roman" w:eastAsia="Times New Roman" w:hAnsi="Times New Roman" w:cs="Times New Roman"/>
+          <w:sz w:val="24"/>
+          <w:szCs w:val="24"/>
+          <w:lang w:eastAsia="en-IN"/>
+        </w:rPr>
+        <w:t>ngrok</w:t>
+      </w:r>
+      <w:proofErr w:type="spellEnd"/>
+      <w:proofErr w:type="gramEnd"/>
+      <w:r>
+        <w:rPr>
+          <w:rFonts w:ascii="Times New Roman" w:eastAsia="Times New Roman" w:hAnsi="Times New Roman" w:cs="Times New Roman"/>
+          <w:sz w:val="24"/>
+          <w:szCs w:val="24"/>
+          <w:lang w:eastAsia="en-IN"/>
+        </w:rPr>
+        <w:t xml:space="preserve"> http 5000 --request-header-add "</w:t>
+      </w:r>
+      <w:proofErr w:type="spellStart"/>
+      <w:r>
+        <w:rPr>
+          <w:rFonts w:ascii="Times New Roman" w:eastAsia="Times New Roman" w:hAnsi="Times New Roman" w:cs="Times New Roman"/>
+          <w:sz w:val="24"/>
+          <w:szCs w:val="24"/>
+          <w:lang w:eastAsia="en-IN"/>
+        </w:rPr>
+        <w:t>ngrok</w:t>
+      </w:r>
+      <w:proofErr w:type="spellEnd"/>
+      <w:r>
+        <w:rPr>
+          <w:rFonts w:ascii="Times New Roman" w:eastAsia="Times New Roman" w:hAnsi="Times New Roman" w:cs="Times New Roman"/>
+          <w:sz w:val="24"/>
+          <w:szCs w:val="24"/>
+          <w:lang w:eastAsia="en-IN"/>
+        </w:rPr>
+        <w:t>-skip-browser-warning: true"</w:t>
+      </w:r>
+    </w:p>
+    <w:p>
+      <w:pPr>
+        <w:spacing w:after="0" w:line="240" w:lineRule="auto"/>
+        <w:ind w:left="360"/>
+        <w:rPr>
+          <w:rFonts w:ascii="Times New Roman" w:eastAsia="Times New Roman" w:hAnsi="Times New Roman" w:cs="Times New Roman"/>
+          <w:sz w:val="24"/>
+          <w:szCs w:val="24"/>
+          <w:lang w:eastAsia="en-IN"/>
+        </w:rPr>
+      </w:pPr>
+      <w:r>
+        <w:rPr>
+          <w:rFonts w:ascii="Times New Roman" w:eastAsia="Times New Roman" w:hAnsi="Times New Roman" w:cs="Times New Roman"/>
+          <w:sz w:val="24"/>
+          <w:szCs w:val="24"/>
+          <w:lang w:eastAsia="en-IN"/>
+        </w:rPr>
+        <w:t>[</w:t>
+      </w:r>
+      <w:proofErr w:type="gramStart"/>
+      <w:r>
+        <w:rPr>
+          <w:rFonts w:ascii="Times New Roman" w:eastAsia="Times New Roman" w:hAnsi="Times New Roman" w:cs="Times New Roman"/>
+          <w:sz w:val="24"/>
+          <w:szCs w:val="24"/>
+          <w:lang w:eastAsia="en-IN"/>
+        </w:rPr>
+        <w:t>this</w:t>
+      </w:r>
+      <w:proofErr w:type="gramEnd"/>
+      <w:r>
+        <w:rPr>
+          <w:rFonts w:ascii="Times New Roman" w:eastAsia="Times New Roman" w:hAnsi="Times New Roman" w:cs="Times New Roman"/>
+          <w:sz w:val="24"/>
+          <w:szCs w:val="24"/>
+          <w:lang w:eastAsia="en-IN"/>
+        </w:rPr>
+        <w:t xml:space="preserve"> should be used when </w:t>
+      </w:r>
+      <w:proofErr w:type="spellStart"/>
+      <w:r>
+        <w:rPr>
+          <w:rFonts w:ascii="Times New Roman" w:eastAsia="Times New Roman" w:hAnsi="Times New Roman" w:cs="Times New Roman"/>
+          <w:sz w:val="24"/>
+          <w:szCs w:val="24"/>
+          <w:lang w:eastAsia="en-IN"/>
+        </w:rPr>
+        <w:t>vapi</w:t>
+      </w:r>
+      <w:proofErr w:type="spellEnd"/>
+      <w:r>
+        <w:rPr>
+          <w:rFonts w:ascii="Times New Roman" w:eastAsia="Times New Roman" w:hAnsi="Times New Roman" w:cs="Times New Roman"/>
+          <w:sz w:val="24"/>
+          <w:szCs w:val="24"/>
+          <w:lang w:eastAsia="en-IN"/>
+        </w:rPr>
+        <w:t xml:space="preserve"> + browser agent integration]</w:t>
+      </w:r>
+    </w:p>
+    <w:p>
+      <w:pPr>
+        <w:spacing w:after="0" w:line="240" w:lineRule="auto"/>
+        <w:ind w:left="360"/>
+        <w:rPr>
+          <w:rFonts w:ascii="Times New Roman" w:eastAsia="Times New Roman" w:hAnsi="Times New Roman" w:cs="Times New Roman"/>
+          <w:sz w:val="24"/>
+          <w:szCs w:val="24"/>
+          <w:lang w:eastAsia="en-IN"/>
+        </w:rPr>
+      </w:pPr>
+    </w:p>
+    <w:p>
+      <w:pPr>
+        <w:spacing w:after="0" w:line="240" w:lineRule="auto"/>
+        <w:ind w:left="360"/>
+        <w:rPr>
+          <w:rFonts w:ascii="Times New Roman" w:eastAsia="Times New Roman" w:hAnsi="Times New Roman" w:cs="Times New Roman"/>
+          <w:sz w:val="24"/>
+          <w:szCs w:val="24"/>
+          <w:lang w:eastAsia="en-IN"/>
+        </w:rPr>
+      </w:pPr>
+      <w:r>
+        <w:rPr>
+          <w:rFonts w:ascii="Times New Roman" w:eastAsia="Times New Roman" w:hAnsi="Times New Roman" w:cs="Times New Roman"/>
+          <w:sz w:val="24"/>
+          <w:szCs w:val="24"/>
+          <w:lang w:eastAsia="en-IN"/>
+        </w:rPr>
+        <w:t xml:space="preserve">Made changes to </w:t>
+      </w:r>
+      <w:proofErr w:type="spellStart"/>
+      <w:r>
+        <w:rPr>
+          <w:rFonts w:ascii="Times New Roman" w:eastAsia="Times New Roman" w:hAnsi="Times New Roman" w:cs="Times New Roman"/>
+          <w:sz w:val="24"/>
+          <w:szCs w:val="24"/>
+          <w:lang w:eastAsia="en-IN"/>
+        </w:rPr>
+        <w:t>ngrok.yml</w:t>
+      </w:r>
+      <w:proofErr w:type="spellEnd"/>
+      <w:r>
+        <w:rPr>
+          <w:rFonts w:ascii="Times New Roman" w:eastAsia="Times New Roman" w:hAnsi="Times New Roman" w:cs="Times New Roman"/>
+          <w:sz w:val="24"/>
+          <w:szCs w:val="24"/>
+          <w:lang w:eastAsia="en-IN"/>
+        </w:rPr>
+        <w:t xml:space="preserve"> and then the command is</w:t>
+      </w:r>
+    </w:p>
+    <w:p>
+      <w:pPr>
+        <w:spacing w:after="0" w:line="240" w:lineRule="auto"/>
+        <w:ind w:left="360"/>
+        <w:rPr>
+          <w:rFonts w:ascii="Times New Roman" w:eastAsia="Times New Roman" w:hAnsi="Times New Roman" w:cs="Times New Roman"/>
+          <w:sz w:val="24"/>
+          <w:szCs w:val="24"/>
+          <w:lang w:eastAsia="en-IN"/>
+        </w:rPr>
+      </w:pPr>
+    </w:p>
+    <w:p>
+      <w:pPr>
+        <w:spacing w:after="0" w:line="240" w:lineRule="auto"/>
+        <w:ind w:left="360"/>
+        <w:rPr>
+          <w:rFonts w:ascii="Times New Roman" w:eastAsia="Times New Roman" w:hAnsi="Times New Roman" w:cs="Times New Roman"/>
+          <w:sz w:val="24"/>
+          <w:szCs w:val="24"/>
+          <w:lang w:eastAsia="en-IN"/>
+        </w:rPr>
+      </w:pPr>
+      <w:proofErr w:type="spellStart"/>
+      <w:r>
+        <w:t>ngrok</w:t>
+      </w:r>
+      <w:proofErr w:type="spellEnd"/>
+      <w:r>
+        <w:t xml:space="preserve"> start default</w:t>
+      </w:r>
+      <w:bookmarkStart w:id="0" w:name="_GoBack"/>
+      <w:bookmarkEnd w:id="0"/>
+    </w:p>
+    <w:p>
+      <w:pPr>
+        <w:spacing w:after="0" w:line="240" w:lineRule="auto"/>
+        <w:ind w:left="360"/>
+        <w:rPr>
+          <w:rFonts w:ascii="Times New Roman" w:eastAsia="Times New Roman" w:hAnsi="Times New Roman" w:cs="Times New Roman"/>
+          <w:sz w:val="24"/>
+          <w:szCs w:val="24"/>
+          <w:lang w:eastAsia="en-IN"/>
+        </w:rPr>
+      </w:pPr>
     </w:p>
     <w:p>
       <w:pPr>
@@ -384,8 +621,6 @@
           <w:t>https://vapi.ai/</w:t>
         </w:r>
       </w:hyperlink>
-      <w:bookmarkStart w:id="0" w:name="_GoBack"/>
-      <w:bookmarkEnd w:id="0"/>
     </w:p>
     <w:p>
       <w:pPr>
